--- a/3.-DOCUMENTACION/3-MANUAL_CARACTERIZACION/ManualProceso_MesaPass_V2.0 (1) (1).docx
+++ b/3.-DOCUMENTACION/3-MANUAL_CARACTERIZACION/ManualProceso_MesaPass_V2.0 (1) (1).docx
@@ -1,6 +1,6 @@
 
 <file path=word/document.xml><?xml version="1.0" encoding="utf-8"?>
-<w:document xmlns:wpc="http://schemas.microsoft.com/office/word/2010/wordprocessingCanvas" xmlns:cx="http://schemas.microsoft.com/office/drawing/2014/chartex" xmlns:cx1="http://schemas.microsoft.com/office/drawing/2015/9/8/chartex" xmlns:cx2="http://schemas.microsoft.com/office/drawing/2015/10/21/chartex" xmlns:cx3="http://schemas.microsoft.com/office/drawing/2016/5/9/chartex" xmlns:cx4="http://schemas.microsoft.com/office/drawing/2016/5/10/chartex" xmlns:cx5="http://schemas.microsoft.com/office/drawing/2016/5/11/chartex" xmlns:cx6="http://schemas.microsoft.com/office/drawing/2016/5/12/chartex" xmlns:cx7="http://schemas.microsoft.com/office/drawing/2016/5/13/chartex" xmlns:cx8="http://schemas.microsoft.com/office/drawing/2016/5/14/chartex" xmlns:mc="http://schemas.openxmlformats.org/markup-compatibility/2006" xmlns:aink="http://schemas.microsoft.com/office/drawing/2016/ink" xmlns:am3d="http://schemas.microsoft.com/office/drawing/2017/model3d" xmlns:o="urn:schemas-microsoft-com:office:office" xmlns:r="http://schemas.openxmlformats.org/officeDocument/2006/relationships" xmlns:m="http://schemas.openxmlformats.org/officeDocument/2006/math" xmlns:v="urn:schemas-microsoft-com:vml" xmlns:wp14="http://schemas.microsoft.com/office/word/2010/wordprocessingDrawing" xmlns:wp="http://schemas.openxmlformats.org/drawingml/2006/wordprocessingDrawing" xmlns:w10="urn:schemas-microsoft-com:office:word" xmlns:w="http://schemas.openxmlformats.org/wordprocessingml/2006/main" xmlns:w14="http://schemas.microsoft.com/office/word/2010/wordml" xmlns:w15="http://schemas.microsoft.com/office/word/2012/wordml" xmlns:w16cex="http://schemas.microsoft.com/office/word/2018/wordml/cex" xmlns:w16cid="http://schemas.microsoft.com/office/word/2016/wordml/cid" xmlns:w16="http://schemas.microsoft.com/office/word/2018/wordml" xmlns:w16sdtdh="http://schemas.microsoft.com/office/word/2020/wordml/sdtdatahash" xmlns:w16se="http://schemas.microsoft.com/office/word/2015/wordml/symex" xmlns:wpg="http://schemas.microsoft.com/office/word/2010/wordprocessingGroup" xmlns:wpi="http://schemas.microsoft.com/office/word/2010/wordprocessingInk" xmlns:wne="http://schemas.microsoft.com/office/word/2006/wordml" xmlns:wps="http://schemas.microsoft.com/office/word/2010/wordprocessingShape" mc:Ignorable="w14 w15 w16se w16cid w16 w16cex w16sdtdh wp14">
+<w:document xmlns:wpc="http://schemas.microsoft.com/office/word/2010/wordprocessingCanvas" xmlns:mc="http://schemas.openxmlformats.org/markup-compatibility/2006" xmlns:o="urn:schemas-microsoft-com:office:office" xmlns:r="http://schemas.openxmlformats.org/officeDocument/2006/relationships" xmlns:m="http://schemas.openxmlformats.org/officeDocument/2006/math" xmlns:v="urn:schemas-microsoft-com:vml" xmlns:wp14="http://schemas.microsoft.com/office/word/2010/wordprocessingDrawing" xmlns:wp="http://schemas.openxmlformats.org/drawingml/2006/wordprocessingDrawing" xmlns:w10="urn:schemas-microsoft-com:office:word" xmlns:w="http://schemas.openxmlformats.org/wordprocessingml/2006/main" xmlns:w14="http://schemas.microsoft.com/office/word/2010/wordml" xmlns:w15="http://schemas.microsoft.com/office/word/2012/wordml" xmlns:wpg="http://schemas.microsoft.com/office/word/2010/wordprocessingGroup" xmlns:wpi="http://schemas.microsoft.com/office/word/2010/wordprocessingInk" xmlns:wne="http://schemas.microsoft.com/office/word/2006/wordml" xmlns:wps="http://schemas.microsoft.com/office/word/2010/wordprocessingShape" mc:Ignorable="w14 w15 wp14">
   <w:body>
     <w:p>
       <w:pPr>
@@ -10,6 +10,12 @@
           <w:rFonts w:asciiTheme="minorHAnsi" w:hAnsiTheme="minorHAnsi"/>
         </w:rPr>
       </w:pPr>
+      <w:r>
+        <w:rPr>
+          <w:rFonts w:asciiTheme="minorHAnsi" w:hAnsiTheme="minorHAnsi"/>
+        </w:rPr>
+        <w:tab/>
+      </w:r>
     </w:p>
     <w:tbl>
       <w:tblPr>
@@ -209,7 +215,7 @@
                     </wp:anchor>
                   </w:drawing>
                 </mc:Choice>
-                <mc:Fallback>
+                <mc:Fallback xmlns:w16se="http://schemas.microsoft.com/office/word/2015/wordml/symex" xmlns:w16sdtdh="http://schemas.microsoft.com/office/word/2020/wordml/sdtdatahash" xmlns:w16="http://schemas.microsoft.com/office/word/2018/wordml" xmlns:w16cid="http://schemas.microsoft.com/office/word/2016/wordml/cid" xmlns:w16cex="http://schemas.microsoft.com/office/word/2018/wordml/cex" xmlns:am3d="http://schemas.microsoft.com/office/drawing/2017/model3d" xmlns:aink="http://schemas.microsoft.com/office/drawing/2016/ink" xmlns:cx8="http://schemas.microsoft.com/office/drawing/2016/5/14/chartex" xmlns:cx7="http://schemas.microsoft.com/office/drawing/2016/5/13/chartex" xmlns:cx6="http://schemas.microsoft.com/office/drawing/2016/5/12/chartex" xmlns:cx5="http://schemas.microsoft.com/office/drawing/2016/5/11/chartex" xmlns:cx4="http://schemas.microsoft.com/office/drawing/2016/5/10/chartex" xmlns:cx3="http://schemas.microsoft.com/office/drawing/2016/5/9/chartex" xmlns:cx2="http://schemas.microsoft.com/office/drawing/2015/10/21/chartex" xmlns:cx1="http://schemas.microsoft.com/office/drawing/2015/9/8/chartex" xmlns:cx="http://schemas.microsoft.com/office/drawing/2014/chartex">
                   <w:pict>
                     <v:shapetype w14:anchorId="290150EF" id="_x0000_t202" coordsize="21600,21600" o:spt="202" path="m,l,21600r21600,l21600,xe">
                       <v:stroke joinstyle="miter"/>
@@ -984,6 +990,11 @@
           <w:rPr>
             <w:webHidden/>
           </w:rPr>
+        </w:r>
+        <w:r>
+          <w:rPr>
+            <w:webHidden/>
+          </w:rPr>
           <w:fldChar w:fldCharType="separate"/>
         </w:r>
         <w:r>
@@ -1498,6 +1509,11 @@
           <w:rPr>
             <w:webHidden/>
           </w:rPr>
+        </w:r>
+        <w:r>
+          <w:rPr>
+            <w:webHidden/>
+          </w:rPr>
           <w:fldChar w:fldCharType="separate"/>
         </w:r>
         <w:r>
@@ -1994,14 +2010,15 @@
       <w:bookmarkStart w:id="2" w:name="_Toc390958957"/>
       <w:bookmarkEnd w:id="0"/>
     </w:p>
-    <w:bookmarkEnd w:id="1"/>
-    <w:bookmarkEnd w:id="2"/>
     <w:p>
       <w:pPr>
         <w:rPr>
           <w:lang w:val="es-EC"/>
         </w:rPr>
       </w:pPr>
+      <w:bookmarkStart w:id="3" w:name="_GoBack"/>
+      <w:bookmarkEnd w:id="1"/>
+      <w:bookmarkEnd w:id="2"/>
       <w:r>
         <w:t>Describir el proceso de gestión del servicio de alimentación empresarial, el cual permite administrar empresas, empleados y restaurantes, así como controlar el consumo de alimentos mediante mecanismos de identificación, con el fin de garantizar un control eficiente del servicio, optimizar los recursos y generar información confiable para la toma de decisiones.</w:t>
       </w:r>
@@ -2017,7 +2034,8 @@
           <w:szCs w:val="22"/>
         </w:rPr>
       </w:pPr>
-      <w:bookmarkStart w:id="3" w:name="_Toc445393912"/>
+      <w:bookmarkStart w:id="4" w:name="_Toc445393912"/>
+      <w:bookmarkEnd w:id="3"/>
       <w:r>
         <w:rPr>
           <w:rFonts w:asciiTheme="minorHAnsi" w:hAnsiTheme="minorHAnsi"/>
@@ -2026,7 +2044,7 @@
         </w:rPr>
         <w:t>ALCANCE Y ÁMBITO DE APLICACIÓN</w:t>
       </w:r>
-      <w:bookmarkEnd w:id="3"/>
+      <w:bookmarkEnd w:id="4"/>
     </w:p>
     <w:p>
       <w:r>
@@ -2053,7 +2071,7 @@
           <w:lang w:val="es-EC"/>
         </w:rPr>
       </w:pPr>
-      <w:bookmarkStart w:id="4" w:name="_Toc401904013"/>
+      <w:bookmarkStart w:id="5" w:name="_Toc401904013"/>
     </w:p>
     <w:p>
       <w:pPr>
@@ -2066,7 +2084,7 @@
           <w:szCs w:val="22"/>
         </w:rPr>
       </w:pPr>
-      <w:bookmarkStart w:id="5" w:name="_Toc445393913"/>
+      <w:bookmarkStart w:id="6" w:name="_Toc445393913"/>
       <w:r>
         <w:rPr>
           <w:rFonts w:asciiTheme="minorHAnsi" w:hAnsiTheme="minorHAnsi"/>
@@ -2075,8 +2093,8 @@
         </w:rPr>
         <w:t>NORMAS GENERALES DE OPERACIÓN</w:t>
       </w:r>
-      <w:bookmarkEnd w:id="4"/>
       <w:bookmarkEnd w:id="5"/>
+      <w:bookmarkEnd w:id="6"/>
     </w:p>
     <w:p>
       <w:pPr>
@@ -2093,7 +2111,7 @@
           <w:szCs w:val="22"/>
         </w:rPr>
       </w:pPr>
-      <w:bookmarkStart w:id="6" w:name="_Toc445393914"/>
+      <w:bookmarkStart w:id="7" w:name="_Toc445393914"/>
       <w:r>
         <w:rPr>
           <w:rFonts w:asciiTheme="minorHAnsi" w:hAnsiTheme="minorHAnsi"/>
@@ -2102,7 +2120,7 @@
         </w:rPr>
         <w:t>BASE LEGAL</w:t>
       </w:r>
-      <w:bookmarkEnd w:id="6"/>
+      <w:bookmarkEnd w:id="7"/>
       <w:r>
         <w:rPr>
           <w:rFonts w:asciiTheme="minorHAnsi" w:hAnsiTheme="minorHAnsi"/>
@@ -2591,8 +2609,8 @@
           <w:szCs w:val="22"/>
         </w:rPr>
       </w:pPr>
-      <w:bookmarkStart w:id="7" w:name="_Toc451154374"/>
-      <w:bookmarkStart w:id="8" w:name="_Toc316983866"/>
+      <w:bookmarkStart w:id="8" w:name="_Toc451154374"/>
+      <w:bookmarkStart w:id="9" w:name="_Toc316983866"/>
       <w:r>
         <w:rPr>
           <w:rFonts w:asciiTheme="minorHAnsi" w:hAnsiTheme="minorHAnsi"/>
@@ -2601,7 +2619,7 @@
         </w:rPr>
         <w:t>DIRECTRICES DEL PROCESO</w:t>
       </w:r>
-      <w:bookmarkEnd w:id="7"/>
+      <w:bookmarkEnd w:id="8"/>
     </w:p>
     <w:p>
       <w:pPr>
@@ -2735,9 +2753,9 @@
           <w:szCs w:val="22"/>
         </w:rPr>
       </w:pPr>
-      <w:bookmarkStart w:id="9" w:name="_Toc396732230"/>
-      <w:bookmarkStart w:id="10" w:name="_Toc445393916"/>
-      <w:bookmarkEnd w:id="8"/>
+      <w:bookmarkStart w:id="10" w:name="_Toc396732230"/>
+      <w:bookmarkStart w:id="11" w:name="_Toc445393916"/>
+      <w:bookmarkEnd w:id="9"/>
       <w:r>
         <w:rPr>
           <w:rFonts w:asciiTheme="minorHAnsi" w:hAnsiTheme="minorHAnsi"/>
@@ -2755,8 +2773,8 @@
         </w:rPr>
         <w:t>ESCRIPCIÓN DEL PROCESO</w:t>
       </w:r>
-      <w:bookmarkEnd w:id="9"/>
       <w:bookmarkEnd w:id="10"/>
+      <w:bookmarkEnd w:id="11"/>
     </w:p>
     <w:p>
       <w:pPr>
@@ -2774,7 +2792,7 @@
           <w:lang w:val="es-EC"/>
         </w:rPr>
       </w:pPr>
-      <w:bookmarkStart w:id="11" w:name="_Toc445393917"/>
+      <w:bookmarkStart w:id="12" w:name="_Toc445393917"/>
       <w:r>
         <w:rPr>
           <w:rFonts w:asciiTheme="minorHAnsi" w:hAnsiTheme="minorHAnsi"/>
@@ -2784,7 +2802,7 @@
         </w:rPr>
         <w:t>DIAGRAMA DE RELACIONAMIENTO DE LOS PROCESOS</w:t>
       </w:r>
-      <w:bookmarkEnd w:id="11"/>
+      <w:bookmarkEnd w:id="12"/>
       <w:r>
         <w:rPr>
           <w:rFonts w:asciiTheme="minorHAnsi" w:hAnsiTheme="minorHAnsi"/>
@@ -2805,6 +2823,7 @@
       <w:r>
         <w:rPr>
           <w:noProof/>
+          <w:lang w:val="es-EC" w:eastAsia="es-EC"/>
         </w:rPr>
         <w:drawing>
           <wp:anchor distT="0" distB="0" distL="114300" distR="114300" simplePos="0" relativeHeight="251658240" behindDoc="1" locked="0" layoutInCell="1" allowOverlap="1" wp14:anchorId="48566CD7" wp14:editId="49AB1ED6">
@@ -2912,7 +2931,7 @@
           <w:lang w:val="es-EC"/>
         </w:rPr>
       </w:pPr>
-      <w:bookmarkStart w:id="12" w:name="_Toc445393918"/>
+      <w:bookmarkStart w:id="13" w:name="_Toc445393918"/>
       <w:r>
         <w:rPr>
           <w:rFonts w:asciiTheme="minorHAnsi" w:hAnsiTheme="minorHAnsi"/>
@@ -2932,7 +2951,7 @@
         </w:rPr>
         <w:t>IAGRAMA DE FLUJO</w:t>
       </w:r>
-      <w:bookmarkEnd w:id="12"/>
+      <w:bookmarkEnd w:id="13"/>
     </w:p>
     <w:p>
       <w:pPr>
@@ -2958,6 +2977,7 @@
       <w:r>
         <w:rPr>
           <w:noProof/>
+          <w:lang w:val="es-EC" w:eastAsia="es-EC"/>
         </w:rPr>
         <w:drawing>
           <wp:inline distT="0" distB="0" distL="0" distR="0" wp14:anchorId="201DF45F" wp14:editId="4855FCEA">
@@ -3052,6 +3072,7 @@
       <w:r>
         <w:rPr>
           <w:noProof/>
+          <w:lang w:val="es-EC" w:eastAsia="es-EC"/>
         </w:rPr>
         <w:drawing>
           <wp:inline distT="0" distB="0" distL="0" distR="0" wp14:anchorId="4D8590BD" wp14:editId="68848191">
@@ -3151,8 +3172,8 @@
           <w:lang w:val="es-EC"/>
         </w:rPr>
       </w:pPr>
-      <w:bookmarkStart w:id="13" w:name="_Toc445393919"/>
-      <w:bookmarkStart w:id="14" w:name="_Toc316983872"/>
+      <w:bookmarkStart w:id="14" w:name="_Toc445393919"/>
+      <w:bookmarkStart w:id="15" w:name="_Toc316983872"/>
       <w:r>
         <w:rPr>
           <w:rFonts w:asciiTheme="minorHAnsi" w:hAnsiTheme="minorHAnsi"/>
@@ -3181,7 +3202,7 @@
         </w:rPr>
         <w:t xml:space="preserve"> ACTIVIDADES</w:t>
       </w:r>
-      <w:bookmarkEnd w:id="13"/>
+      <w:bookmarkEnd w:id="14"/>
       <w:r>
         <w:rPr>
           <w:rFonts w:asciiTheme="minorHAnsi" w:hAnsiTheme="minorHAnsi"/>
@@ -5689,8 +5710,8 @@
           <w:szCs w:val="22"/>
         </w:rPr>
       </w:pPr>
-      <w:bookmarkStart w:id="15" w:name="_Toc445393920"/>
-      <w:bookmarkEnd w:id="14"/>
+      <w:bookmarkStart w:id="16" w:name="_Toc445393920"/>
+      <w:bookmarkEnd w:id="15"/>
     </w:p>
     <w:p/>
     <w:p/>
@@ -5714,8 +5735,8 @@
           <w:szCs w:val="22"/>
         </w:rPr>
       </w:pPr>
-      <w:bookmarkStart w:id="16" w:name="_Toc445393921"/>
-      <w:bookmarkEnd w:id="15"/>
+      <w:bookmarkStart w:id="17" w:name="_Toc445393921"/>
+      <w:bookmarkEnd w:id="16"/>
       <w:r>
         <w:rPr>
           <w:rFonts w:asciiTheme="minorHAnsi" w:hAnsiTheme="minorHAnsi"/>
@@ -5733,7 +5754,7 @@
         </w:rPr>
         <w:t xml:space="preserve"> Y ABREVIATURAS</w:t>
       </w:r>
-      <w:bookmarkEnd w:id="16"/>
+      <w:bookmarkEnd w:id="17"/>
     </w:p>
     <w:p/>
     <w:tbl>
@@ -6416,7 +6437,7 @@
 </file>
 
 <file path=word/endnotes.xml><?xml version="1.0" encoding="utf-8"?>
-<w:endnotes xmlns:wpc="http://schemas.microsoft.com/office/word/2010/wordprocessingCanvas" xmlns:cx="http://schemas.microsoft.com/office/drawing/2014/chartex" xmlns:cx1="http://schemas.microsoft.com/office/drawing/2015/9/8/chartex" xmlns:cx2="http://schemas.microsoft.com/office/drawing/2015/10/21/chartex" xmlns:cx3="http://schemas.microsoft.com/office/drawing/2016/5/9/chartex" xmlns:cx4="http://schemas.microsoft.com/office/drawing/2016/5/10/chartex" xmlns:cx5="http://schemas.microsoft.com/office/drawing/2016/5/11/chartex" xmlns:cx6="http://schemas.microsoft.com/office/drawing/2016/5/12/chartex" xmlns:cx7="http://schemas.microsoft.com/office/drawing/2016/5/13/chartex" xmlns:cx8="http://schemas.microsoft.com/office/drawing/2016/5/14/chartex" xmlns:mc="http://schemas.openxmlformats.org/markup-compatibility/2006" xmlns:aink="http://schemas.microsoft.com/office/drawing/2016/ink" xmlns:am3d="http://schemas.microsoft.com/office/drawing/2017/model3d" xmlns:o="urn:schemas-microsoft-com:office:office" xmlns:r="http://schemas.openxmlformats.org/officeDocument/2006/relationships" xmlns:m="http://schemas.openxmlformats.org/officeDocument/2006/math" xmlns:v="urn:schemas-microsoft-com:vml" xmlns:wp14="http://schemas.microsoft.com/office/word/2010/wordprocessingDrawing" xmlns:wp="http://schemas.openxmlformats.org/drawingml/2006/wordprocessingDrawing" xmlns:w10="urn:schemas-microsoft-com:office:word" xmlns:w="http://schemas.openxmlformats.org/wordprocessingml/2006/main" xmlns:w14="http://schemas.microsoft.com/office/word/2010/wordml" xmlns:w15="http://schemas.microsoft.com/office/word/2012/wordml" xmlns:w16cex="http://schemas.microsoft.com/office/word/2018/wordml/cex" xmlns:w16cid="http://schemas.microsoft.com/office/word/2016/wordml/cid" xmlns:w16="http://schemas.microsoft.com/office/word/2018/wordml" xmlns:w16sdtdh="http://schemas.microsoft.com/office/word/2020/wordml/sdtdatahash" xmlns:w16se="http://schemas.microsoft.com/office/word/2015/wordml/symex" xmlns:wpg="http://schemas.microsoft.com/office/word/2010/wordprocessingGroup" xmlns:wpi="http://schemas.microsoft.com/office/word/2010/wordprocessingInk" xmlns:wne="http://schemas.microsoft.com/office/word/2006/wordml" xmlns:wps="http://schemas.microsoft.com/office/word/2010/wordprocessingShape" mc:Ignorable="w14 w15 w16se w16cid w16 w16cex w16sdtdh wp14">
+<w:endnotes xmlns:wpc="http://schemas.microsoft.com/office/word/2010/wordprocessingCanvas" xmlns:mc="http://schemas.openxmlformats.org/markup-compatibility/2006" xmlns:o="urn:schemas-microsoft-com:office:office" xmlns:r="http://schemas.openxmlformats.org/officeDocument/2006/relationships" xmlns:m="http://schemas.openxmlformats.org/officeDocument/2006/math" xmlns:v="urn:schemas-microsoft-com:vml" xmlns:wp14="http://schemas.microsoft.com/office/word/2010/wordprocessingDrawing" xmlns:wp="http://schemas.openxmlformats.org/drawingml/2006/wordprocessingDrawing" xmlns:w10="urn:schemas-microsoft-com:office:word" xmlns:w="http://schemas.openxmlformats.org/wordprocessingml/2006/main" xmlns:w14="http://schemas.microsoft.com/office/word/2010/wordml" xmlns:w15="http://schemas.microsoft.com/office/word/2012/wordml" xmlns:wpg="http://schemas.microsoft.com/office/word/2010/wordprocessingGroup" xmlns:wpi="http://schemas.microsoft.com/office/word/2010/wordprocessingInk" xmlns:wne="http://schemas.microsoft.com/office/word/2006/wordml" xmlns:wps="http://schemas.microsoft.com/office/word/2010/wordprocessingShape" mc:Ignorable="w14 w15 wp14">
   <w:endnote w:type="separator" w:id="-1">
     <w:p>
       <w:pPr>
@@ -6441,7 +6462,7 @@
 </file>
 
 <file path=word/footer1.xml><?xml version="1.0" encoding="utf-8"?>
-<w:ftr xmlns:wpc="http://schemas.microsoft.com/office/word/2010/wordprocessingCanvas" xmlns:cx="http://schemas.microsoft.com/office/drawing/2014/chartex" xmlns:cx1="http://schemas.microsoft.com/office/drawing/2015/9/8/chartex" xmlns:cx2="http://schemas.microsoft.com/office/drawing/2015/10/21/chartex" xmlns:cx3="http://schemas.microsoft.com/office/drawing/2016/5/9/chartex" xmlns:cx4="http://schemas.microsoft.com/office/drawing/2016/5/10/chartex" xmlns:cx5="http://schemas.microsoft.com/office/drawing/2016/5/11/chartex" xmlns:cx6="http://schemas.microsoft.com/office/drawing/2016/5/12/chartex" xmlns:cx7="http://schemas.microsoft.com/office/drawing/2016/5/13/chartex" xmlns:cx8="http://schemas.microsoft.com/office/drawing/2016/5/14/chartex" xmlns:mc="http://schemas.openxmlformats.org/markup-compatibility/2006" xmlns:aink="http://schemas.microsoft.com/office/drawing/2016/ink" xmlns:am3d="http://schemas.microsoft.com/office/drawing/2017/model3d" xmlns:o="urn:schemas-microsoft-com:office:office" xmlns:r="http://schemas.openxmlformats.org/officeDocument/2006/relationships" xmlns:m="http://schemas.openxmlformats.org/officeDocument/2006/math" xmlns:v="urn:schemas-microsoft-com:vml" xmlns:wp14="http://schemas.microsoft.com/office/word/2010/wordprocessingDrawing" xmlns:wp="http://schemas.openxmlformats.org/drawingml/2006/wordprocessingDrawing" xmlns:w10="urn:schemas-microsoft-com:office:word" xmlns:w="http://schemas.openxmlformats.org/wordprocessingml/2006/main" xmlns:w14="http://schemas.microsoft.com/office/word/2010/wordml" xmlns:w15="http://schemas.microsoft.com/office/word/2012/wordml" xmlns:w16cex="http://schemas.microsoft.com/office/word/2018/wordml/cex" xmlns:w16cid="http://schemas.microsoft.com/office/word/2016/wordml/cid" xmlns:w16="http://schemas.microsoft.com/office/word/2018/wordml" xmlns:w16sdtdh="http://schemas.microsoft.com/office/word/2020/wordml/sdtdatahash" xmlns:w16se="http://schemas.microsoft.com/office/word/2015/wordml/symex" xmlns:wpg="http://schemas.microsoft.com/office/word/2010/wordprocessingGroup" xmlns:wpi="http://schemas.microsoft.com/office/word/2010/wordprocessingInk" xmlns:wne="http://schemas.microsoft.com/office/word/2006/wordml" xmlns:wps="http://schemas.microsoft.com/office/word/2010/wordprocessingShape" mc:Ignorable="w14 w15 w16se w16cid w16 w16cex w16sdtdh wp14">
+<w:ftr xmlns:wpc="http://schemas.microsoft.com/office/word/2010/wordprocessingCanvas" xmlns:mc="http://schemas.openxmlformats.org/markup-compatibility/2006" xmlns:o="urn:schemas-microsoft-com:office:office" xmlns:r="http://schemas.openxmlformats.org/officeDocument/2006/relationships" xmlns:m="http://schemas.openxmlformats.org/officeDocument/2006/math" xmlns:v="urn:schemas-microsoft-com:vml" xmlns:wp14="http://schemas.microsoft.com/office/word/2010/wordprocessingDrawing" xmlns:wp="http://schemas.openxmlformats.org/drawingml/2006/wordprocessingDrawing" xmlns:w10="urn:schemas-microsoft-com:office:word" xmlns:w="http://schemas.openxmlformats.org/wordprocessingml/2006/main" xmlns:w14="http://schemas.microsoft.com/office/word/2010/wordml" xmlns:w15="http://schemas.microsoft.com/office/word/2012/wordml" xmlns:wpg="http://schemas.microsoft.com/office/word/2010/wordprocessingGroup" xmlns:wpi="http://schemas.microsoft.com/office/word/2010/wordprocessingInk" xmlns:wne="http://schemas.microsoft.com/office/word/2006/wordml" xmlns:wps="http://schemas.microsoft.com/office/word/2010/wordprocessingShape" mc:Ignorable="w14 w15 wp14">
   <w:p>
     <w:pPr>
       <w:pStyle w:val="Piedepgina"/>
@@ -6575,7 +6596,8 @@
               <v:stroke joinstyle="miter"/>
               <v:path gradientshapeok="t" o:connecttype="rect"/>
             </v:shapetype>
-            <v:shape id="Cuadro de texto 56" o:spid="_x0000_s1027" type="#_x0000_t202" style="position:absolute;margin-left:335.4pt;margin-top:19pt;width:118.8pt;height:21pt;z-index:251659264;visibility:visible;mso-wrap-style:square;mso-width-percent:0;mso-height-percent:0;mso-wrap-distance-left:9pt;mso-wrap-distance-top:0;mso-wrap-distance-right:9pt;mso-wrap-distance-bottom:0;mso-position-horizontal:absolute;mso-position-horizontal-relative:margin;mso-position-vertical:absolute;mso-position-vertical-relative:bottom-margin-area;mso-width-percent:0;mso-height-percent:0;mso-width-relative:margin;mso-height-relative:margin;v-text-anchor:top" o:gfxdata="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" filled="f" stroked="f" strokeweight=".5pt">
+            <v:shape id="Cuadro de texto 56" o:spid="_x0000_s1027" type="#_x0000_t202" style="position:absolute;margin-left:335.4pt;margin-top:19pt;width:118.8pt;height:21pt;z-index:251659264;visibility:visible;mso-wrap-style:square;mso-width-percent:0;mso-height-percent:0;mso-wrap-distance-left:9pt;mso-wrap-distance-top:0;mso-wrap-distance-right:9pt;mso-wrap-distance-bottom:0;mso-position-horizontal:absolute;mso-position-horizontal-relative:margin;mso-position-vertical:absolute;mso-position-vertical-relative:bottom-margin-area;mso-width-percent:0;mso-height-percent:0;mso-width-relative:margin;mso-height-relative:margin;v-text-anchor:top" o:gfxdata="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" filled="f" stroked="f" strokeweight=".5pt">
+              <v:path arrowok="t"/>
               <v:textbox style="mso-fit-shape-to-text:t">
                 <w:txbxContent>
                   <w:p>
@@ -6715,7 +6737,7 @@
             </wp:anchor>
           </w:drawing>
         </mc:Choice>
-        <mc:Fallback>
+        <mc:Fallback xmlns:w16se="http://schemas.microsoft.com/office/word/2015/wordml/symex" xmlns:w16sdtdh="http://schemas.microsoft.com/office/word/2020/wordml/sdtdatahash" xmlns:w16="http://schemas.microsoft.com/office/word/2018/wordml" xmlns:w16cid="http://schemas.microsoft.com/office/word/2016/wordml/cid" xmlns:w16cex="http://schemas.microsoft.com/office/word/2018/wordml/cex" xmlns:am3d="http://schemas.microsoft.com/office/drawing/2017/model3d" xmlns:aink="http://schemas.microsoft.com/office/drawing/2016/ink" xmlns:cx8="http://schemas.microsoft.com/office/drawing/2016/5/14/chartex" xmlns:cx7="http://schemas.microsoft.com/office/drawing/2016/5/13/chartex" xmlns:cx6="http://schemas.microsoft.com/office/drawing/2016/5/12/chartex" xmlns:cx5="http://schemas.microsoft.com/office/drawing/2016/5/11/chartex" xmlns:cx4="http://schemas.microsoft.com/office/drawing/2016/5/10/chartex" xmlns:cx3="http://schemas.microsoft.com/office/drawing/2016/5/9/chartex" xmlns:cx2="http://schemas.microsoft.com/office/drawing/2015/10/21/chartex" xmlns:cx1="http://schemas.microsoft.com/office/drawing/2015/9/8/chartex" xmlns:cx="http://schemas.microsoft.com/office/drawing/2014/chartex">
           <w:pict>
             <v:rect w14:anchorId="6DA64A0F" id="Rectángulo 58" o:spid="_x0000_s1026" style="position:absolute;margin-left:0;margin-top:0;width:425.2pt;height:2.85pt;z-index:-251656192;visibility:visible;mso-wrap-style:square;mso-width-percent:1000;mso-height-percent:0;mso-wrap-distance-left:9pt;mso-wrap-distance-top:7.2pt;mso-wrap-distance-right:9pt;mso-wrap-distance-bottom:7.2pt;mso-position-horizontal:center;mso-position-horizontal-relative:margin;mso-position-vertical:top;mso-position-vertical-relative:bottom-margin-area;mso-width-percent:1000;mso-height-percent:0;mso-width-relative:margin;mso-height-relative:margin;v-text-anchor:middle" o:gfxdata="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" fillcolor="#4f81bd [3204]" stroked="f" strokeweight="2pt">
               <w10:wrap type="square" anchorx="margin" anchory="margin"/>
@@ -6729,7 +6751,7 @@
 </file>
 
 <file path=word/footnotes.xml><?xml version="1.0" encoding="utf-8"?>
-<w:footnotes xmlns:wpc="http://schemas.microsoft.com/office/word/2010/wordprocessingCanvas" xmlns:cx="http://schemas.microsoft.com/office/drawing/2014/chartex" xmlns:cx1="http://schemas.microsoft.com/office/drawing/2015/9/8/chartex" xmlns:cx2="http://schemas.microsoft.com/office/drawing/2015/10/21/chartex" xmlns:cx3="http://schemas.microsoft.com/office/drawing/2016/5/9/chartex" xmlns:cx4="http://schemas.microsoft.com/office/drawing/2016/5/10/chartex" xmlns:cx5="http://schemas.microsoft.com/office/drawing/2016/5/11/chartex" xmlns:cx6="http://schemas.microsoft.com/office/drawing/2016/5/12/chartex" xmlns:cx7="http://schemas.microsoft.com/office/drawing/2016/5/13/chartex" xmlns:cx8="http://schemas.microsoft.com/office/drawing/2016/5/14/chartex" xmlns:mc="http://schemas.openxmlformats.org/markup-compatibility/2006" xmlns:aink="http://schemas.microsoft.com/office/drawing/2016/ink" xmlns:am3d="http://schemas.microsoft.com/office/drawing/2017/model3d" xmlns:o="urn:schemas-microsoft-com:office:office" xmlns:r="http://schemas.openxmlformats.org/officeDocument/2006/relationships" xmlns:m="http://schemas.openxmlformats.org/officeDocument/2006/math" xmlns:v="urn:schemas-microsoft-com:vml" xmlns:wp14="http://schemas.microsoft.com/office/word/2010/wordprocessingDrawing" xmlns:wp="http://schemas.openxmlformats.org/drawingml/2006/wordprocessingDrawing" xmlns:w10="urn:schemas-microsoft-com:office:word" xmlns:w="http://schemas.openxmlformats.org/wordprocessingml/2006/main" xmlns:w14="http://schemas.microsoft.com/office/word/2010/wordml" xmlns:w15="http://schemas.microsoft.com/office/word/2012/wordml" xmlns:w16cex="http://schemas.microsoft.com/office/word/2018/wordml/cex" xmlns:w16cid="http://schemas.microsoft.com/office/word/2016/wordml/cid" xmlns:w16="http://schemas.microsoft.com/office/word/2018/wordml" xmlns:w16sdtdh="http://schemas.microsoft.com/office/word/2020/wordml/sdtdatahash" xmlns:w16se="http://schemas.microsoft.com/office/word/2015/wordml/symex" xmlns:wpg="http://schemas.microsoft.com/office/word/2010/wordprocessingGroup" xmlns:wpi="http://schemas.microsoft.com/office/word/2010/wordprocessingInk" xmlns:wne="http://schemas.microsoft.com/office/word/2006/wordml" xmlns:wps="http://schemas.microsoft.com/office/word/2010/wordprocessingShape" mc:Ignorable="w14 w15 w16se w16cid w16 w16cex w16sdtdh wp14">
+<w:footnotes xmlns:wpc="http://schemas.microsoft.com/office/word/2010/wordprocessingCanvas" xmlns:mc="http://schemas.openxmlformats.org/markup-compatibility/2006" xmlns:o="urn:schemas-microsoft-com:office:office" xmlns:r="http://schemas.openxmlformats.org/officeDocument/2006/relationships" xmlns:m="http://schemas.openxmlformats.org/officeDocument/2006/math" xmlns:v="urn:schemas-microsoft-com:vml" xmlns:wp14="http://schemas.microsoft.com/office/word/2010/wordprocessingDrawing" xmlns:wp="http://schemas.openxmlformats.org/drawingml/2006/wordprocessingDrawing" xmlns:w10="urn:schemas-microsoft-com:office:word" xmlns:w="http://schemas.openxmlformats.org/wordprocessingml/2006/main" xmlns:w14="http://schemas.microsoft.com/office/word/2010/wordml" xmlns:w15="http://schemas.microsoft.com/office/word/2012/wordml" xmlns:wpg="http://schemas.microsoft.com/office/word/2010/wordprocessingGroup" xmlns:wpi="http://schemas.microsoft.com/office/word/2010/wordprocessingInk" xmlns:wne="http://schemas.microsoft.com/office/word/2006/wordml" xmlns:wps="http://schemas.microsoft.com/office/word/2010/wordprocessingShape" mc:Ignorable="w14 w15 wp14">
   <w:footnote w:type="separator" w:id="-1">
     <w:p>
       <w:pPr>
@@ -6754,8 +6776,8 @@
 </file>
 
 <file path=word/numbering.xml><?xml version="1.0" encoding="utf-8"?>
-<w:numbering xmlns:wpc="http://schemas.microsoft.com/office/word/2010/wordprocessingCanvas" xmlns:cx="http://schemas.microsoft.com/office/drawing/2014/chartex" xmlns:cx1="http://schemas.microsoft.com/office/drawing/2015/9/8/chartex" xmlns:cx2="http://schemas.microsoft.com/office/drawing/2015/10/21/chartex" xmlns:cx3="http://schemas.microsoft.com/office/drawing/2016/5/9/chartex" xmlns:cx4="http://schemas.microsoft.com/office/drawing/2016/5/10/chartex" xmlns:cx5="http://schemas.microsoft.com/office/drawing/2016/5/11/chartex" xmlns:cx6="http://schemas.microsoft.com/office/drawing/2016/5/12/chartex" xmlns:cx7="http://schemas.microsoft.com/office/drawing/2016/5/13/chartex" xmlns:cx8="http://schemas.microsoft.com/office/drawing/2016/5/14/chartex" xmlns:mc="http://schemas.openxmlformats.org/markup-compatibility/2006" xmlns:aink="http://schemas.microsoft.com/office/drawing/2016/ink" xmlns:am3d="http://schemas.microsoft.com/office/drawing/2017/model3d" xmlns:o="urn:schemas-microsoft-com:office:office" xmlns:r="http://schemas.openxmlformats.org/officeDocument/2006/relationships" xmlns:m="http://schemas.openxmlformats.org/officeDocument/2006/math" xmlns:v="urn:schemas-microsoft-com:vml" xmlns:wp14="http://schemas.microsoft.com/office/word/2010/wordprocessingDrawing" xmlns:wp="http://schemas.openxmlformats.org/drawingml/2006/wordprocessingDrawing" xmlns:w10="urn:schemas-microsoft-com:office:word" xmlns:w="http://schemas.openxmlformats.org/wordprocessingml/2006/main" xmlns:w14="http://schemas.microsoft.com/office/word/2010/wordml" xmlns:w15="http://schemas.microsoft.com/office/word/2012/wordml" xmlns:w16cex="http://schemas.microsoft.com/office/word/2018/wordml/cex" xmlns:w16cid="http://schemas.microsoft.com/office/word/2016/wordml/cid" xmlns:w16="http://schemas.microsoft.com/office/word/2018/wordml" xmlns:w16sdtdh="http://schemas.microsoft.com/office/word/2020/wordml/sdtdatahash" xmlns:w16se="http://schemas.microsoft.com/office/word/2015/wordml/symex" xmlns:wpg="http://schemas.microsoft.com/office/word/2010/wordprocessingGroup" xmlns:wpi="http://schemas.microsoft.com/office/word/2010/wordprocessingInk" xmlns:wne="http://schemas.microsoft.com/office/word/2006/wordml" xmlns:wps="http://schemas.microsoft.com/office/word/2010/wordprocessingShape" mc:Ignorable="w14 w15 w16se w16cid w16 w16cex w16sdtdh wp14">
-  <w:abstractNum w:abstractNumId="0" w15:restartNumberingAfterBreak="0">
+<w:numbering xmlns:wpc="http://schemas.microsoft.com/office/word/2010/wordprocessingCanvas" xmlns:mc="http://schemas.openxmlformats.org/markup-compatibility/2006" xmlns:o="urn:schemas-microsoft-com:office:office" xmlns:r="http://schemas.openxmlformats.org/officeDocument/2006/relationships" xmlns:m="http://schemas.openxmlformats.org/officeDocument/2006/math" xmlns:v="urn:schemas-microsoft-com:vml" xmlns:wp14="http://schemas.microsoft.com/office/word/2010/wordprocessingDrawing" xmlns:wp="http://schemas.openxmlformats.org/drawingml/2006/wordprocessingDrawing" xmlns:w10="urn:schemas-microsoft-com:office:word" xmlns:w="http://schemas.openxmlformats.org/wordprocessingml/2006/main" xmlns:w14="http://schemas.microsoft.com/office/word/2010/wordml" xmlns:w15="http://schemas.microsoft.com/office/word/2012/wordml" xmlns:wpg="http://schemas.microsoft.com/office/word/2010/wordprocessingGroup" xmlns:wpi="http://schemas.microsoft.com/office/word/2010/wordprocessingInk" xmlns:wne="http://schemas.microsoft.com/office/word/2006/wordml" xmlns:wps="http://schemas.microsoft.com/office/word/2010/wordprocessingShape" mc:Ignorable="w14 w15 wp14">
+  <w:abstractNum w:abstractNumId="0">
     <w:nsid w:val="05E30476"/>
     <w:multiLevelType w:val="hybridMultilevel"/>
     <w:tmpl w:val="BF34C6F8"/>
@@ -6868,7 +6890,7 @@
       </w:rPr>
     </w:lvl>
   </w:abstractNum>
-  <w:abstractNum w:abstractNumId="1" w15:restartNumberingAfterBreak="0">
+  <w:abstractNum w:abstractNumId="1">
     <w:nsid w:val="0A422BB9"/>
     <w:multiLevelType w:val="hybridMultilevel"/>
     <w:tmpl w:val="1092185C"/>
@@ -6981,7 +7003,7 @@
       </w:rPr>
     </w:lvl>
   </w:abstractNum>
-  <w:abstractNum w:abstractNumId="2" w15:restartNumberingAfterBreak="0">
+  <w:abstractNum w:abstractNumId="2">
     <w:nsid w:val="0ABF6EAF"/>
     <w:multiLevelType w:val="multilevel"/>
     <w:tmpl w:val="0944EF38"/>
@@ -7094,7 +7116,7 @@
       </w:rPr>
     </w:lvl>
   </w:abstractNum>
-  <w:abstractNum w:abstractNumId="3" w15:restartNumberingAfterBreak="0">
+  <w:abstractNum w:abstractNumId="3">
     <w:nsid w:val="114657BA"/>
     <w:multiLevelType w:val="hybridMultilevel"/>
     <w:tmpl w:val="0DCA7ABC"/>
@@ -7184,7 +7206,7 @@
       </w:pPr>
     </w:lvl>
   </w:abstractNum>
-  <w:abstractNum w:abstractNumId="4" w15:restartNumberingAfterBreak="0">
+  <w:abstractNum w:abstractNumId="4">
     <w:nsid w:val="1F775C87"/>
     <w:multiLevelType w:val="hybridMultilevel"/>
     <w:tmpl w:val="BC1C0FF8"/>
@@ -7297,7 +7319,7 @@
       </w:rPr>
     </w:lvl>
   </w:abstractNum>
-  <w:abstractNum w:abstractNumId="5" w15:restartNumberingAfterBreak="0">
+  <w:abstractNum w:abstractNumId="5">
     <w:nsid w:val="236338E6"/>
     <w:multiLevelType w:val="multilevel"/>
     <w:tmpl w:val="B09E3296"/>
@@ -7410,7 +7432,7 @@
       </w:rPr>
     </w:lvl>
   </w:abstractNum>
-  <w:abstractNum w:abstractNumId="6" w15:restartNumberingAfterBreak="0">
+  <w:abstractNum w:abstractNumId="6">
     <w:nsid w:val="27547100"/>
     <w:multiLevelType w:val="hybridMultilevel"/>
     <w:tmpl w:val="AB2EB70A"/>
@@ -7523,7 +7545,7 @@
       </w:rPr>
     </w:lvl>
   </w:abstractNum>
-  <w:abstractNum w:abstractNumId="7" w15:restartNumberingAfterBreak="0">
+  <w:abstractNum w:abstractNumId="7">
     <w:nsid w:val="2FFC001F"/>
     <w:multiLevelType w:val="hybridMultilevel"/>
     <w:tmpl w:val="BA2A6548"/>
@@ -7663,7 +7685,7 @@
       </w:rPr>
     </w:lvl>
   </w:abstractNum>
-  <w:abstractNum w:abstractNumId="8" w15:restartNumberingAfterBreak="0">
+  <w:abstractNum w:abstractNumId="8">
     <w:nsid w:val="3D7F7D69"/>
     <w:multiLevelType w:val="multilevel"/>
     <w:tmpl w:val="B2201F6A"/>
@@ -7778,7 +7800,7 @@
       </w:rPr>
     </w:lvl>
   </w:abstractNum>
-  <w:abstractNum w:abstractNumId="9" w15:restartNumberingAfterBreak="0">
+  <w:abstractNum w:abstractNumId="9">
     <w:nsid w:val="4201704F"/>
     <w:multiLevelType w:val="hybridMultilevel"/>
     <w:tmpl w:val="3066FF02"/>
@@ -7919,7 +7941,7 @@
       </w:rPr>
     </w:lvl>
   </w:abstractNum>
-  <w:abstractNum w:abstractNumId="10" w15:restartNumberingAfterBreak="0">
+  <w:abstractNum w:abstractNumId="10">
     <w:nsid w:val="4822170B"/>
     <w:multiLevelType w:val="hybridMultilevel"/>
     <w:tmpl w:val="8C2851DC"/>
@@ -8032,7 +8054,7 @@
       </w:rPr>
     </w:lvl>
   </w:abstractNum>
-  <w:abstractNum w:abstractNumId="11" w15:restartNumberingAfterBreak="0">
+  <w:abstractNum w:abstractNumId="11">
     <w:nsid w:val="48B22B60"/>
     <w:multiLevelType w:val="hybridMultilevel"/>
     <w:tmpl w:val="70A2539E"/>
@@ -8145,7 +8167,7 @@
       </w:rPr>
     </w:lvl>
   </w:abstractNum>
-  <w:abstractNum w:abstractNumId="12" w15:restartNumberingAfterBreak="0">
+  <w:abstractNum w:abstractNumId="12">
     <w:nsid w:val="514C171A"/>
     <w:multiLevelType w:val="hybridMultilevel"/>
     <w:tmpl w:val="6A0846CA"/>
@@ -8234,7 +8256,7 @@
       </w:pPr>
     </w:lvl>
   </w:abstractNum>
-  <w:abstractNum w:abstractNumId="13" w15:restartNumberingAfterBreak="0">
+  <w:abstractNum w:abstractNumId="13">
     <w:nsid w:val="521C393C"/>
     <w:multiLevelType w:val="hybridMultilevel"/>
     <w:tmpl w:val="D1AEABDA"/>
@@ -8347,7 +8369,7 @@
       </w:rPr>
     </w:lvl>
   </w:abstractNum>
-  <w:abstractNum w:abstractNumId="14" w15:restartNumberingAfterBreak="0">
+  <w:abstractNum w:abstractNumId="14">
     <w:nsid w:val="53D150DA"/>
     <w:multiLevelType w:val="hybridMultilevel"/>
     <w:tmpl w:val="227EC238"/>
@@ -8460,7 +8482,7 @@
       </w:rPr>
     </w:lvl>
   </w:abstractNum>
-  <w:abstractNum w:abstractNumId="15" w15:restartNumberingAfterBreak="0">
+  <w:abstractNum w:abstractNumId="15">
     <w:nsid w:val="550018E9"/>
     <w:multiLevelType w:val="hybridMultilevel"/>
     <w:tmpl w:val="E090B0D0"/>
@@ -8573,7 +8595,7 @@
       </w:rPr>
     </w:lvl>
   </w:abstractNum>
-  <w:abstractNum w:abstractNumId="16" w15:restartNumberingAfterBreak="0">
+  <w:abstractNum w:abstractNumId="16">
     <w:nsid w:val="634E6787"/>
     <w:multiLevelType w:val="hybridMultilevel"/>
     <w:tmpl w:val="1624D584"/>
@@ -8686,7 +8708,7 @@
       </w:rPr>
     </w:lvl>
   </w:abstractNum>
-  <w:abstractNum w:abstractNumId="17" w15:restartNumberingAfterBreak="0">
+  <w:abstractNum w:abstractNumId="17">
     <w:nsid w:val="76782F23"/>
     <w:multiLevelType w:val="multilevel"/>
     <w:tmpl w:val="0C0A0025"/>
@@ -8777,7 +8799,7 @@
       </w:pPr>
     </w:lvl>
   </w:abstractNum>
-  <w:abstractNum w:abstractNumId="18" w15:restartNumberingAfterBreak="0">
+  <w:abstractNum w:abstractNumId="18">
     <w:nsid w:val="7AA67F6F"/>
     <w:multiLevelType w:val="multilevel"/>
     <w:tmpl w:val="3C7CE934"/>
@@ -8890,7 +8912,7 @@
       </w:rPr>
     </w:lvl>
   </w:abstractNum>
-  <w:abstractNum w:abstractNumId="19" w15:restartNumberingAfterBreak="0">
+  <w:abstractNum w:abstractNumId="19">
     <w:nsid w:val="7AB3734B"/>
     <w:multiLevelType w:val="hybridMultilevel"/>
     <w:tmpl w:val="89A04D80"/>
@@ -9158,7 +9180,7 @@
 </file>
 
 <file path=word/styles.xml><?xml version="1.0" encoding="utf-8"?>
-<w:styles xmlns:mc="http://schemas.openxmlformats.org/markup-compatibility/2006" xmlns:r="http://schemas.openxmlformats.org/officeDocument/2006/relationships" xmlns:w="http://schemas.openxmlformats.org/wordprocessingml/2006/main" xmlns:w14="http://schemas.microsoft.com/office/word/2010/wordml" xmlns:w15="http://schemas.microsoft.com/office/word/2012/wordml" xmlns:w16cex="http://schemas.microsoft.com/office/word/2018/wordml/cex" xmlns:w16cid="http://schemas.microsoft.com/office/word/2016/wordml/cid" xmlns:w16="http://schemas.microsoft.com/office/word/2018/wordml" xmlns:w16sdtdh="http://schemas.microsoft.com/office/word/2020/wordml/sdtdatahash" xmlns:w16se="http://schemas.microsoft.com/office/word/2015/wordml/symex" mc:Ignorable="w14 w15 w16se w16cid w16 w16cex w16sdtdh">
+<w:styles xmlns:mc="http://schemas.openxmlformats.org/markup-compatibility/2006" xmlns:r="http://schemas.openxmlformats.org/officeDocument/2006/relationships" xmlns:w="http://schemas.openxmlformats.org/wordprocessingml/2006/main" xmlns:w14="http://schemas.microsoft.com/office/word/2010/wordml" xmlns:w15="http://schemas.microsoft.com/office/word/2012/wordml" mc:Ignorable="w14 w15">
   <w:docDefaults>
     <w:rPrDefault>
       <w:rPr>
@@ -9168,7 +9190,7 @@
     </w:rPrDefault>
     <w:pPrDefault/>
   </w:docDefaults>
-  <w:latentStyles w:defLockedState="0" w:defUIPriority="99" w:defSemiHidden="0" w:defUnhideWhenUsed="0" w:defQFormat="0" w:count="376">
+  <w:latentStyles w:defLockedState="0" w:defUIPriority="99" w:defSemiHidden="0" w:defUnhideWhenUsed="0" w:defQFormat="0" w:count="371">
     <w:lsdException w:name="Normal" w:uiPriority="0" w:qFormat="1"/>
     <w:lsdException w:name="heading 1" w:uiPriority="9" w:qFormat="1"/>
     <w:lsdException w:name="heading 2" w:semiHidden="1" w:uiPriority="9" w:unhideWhenUsed="1" w:qFormat="1"/>
@@ -9540,11 +9562,6 @@
     <w:lsdException w:name="List Table 5 Dark Accent 6" w:uiPriority="50"/>
     <w:lsdException w:name="List Table 6 Colorful Accent 6" w:uiPriority="51"/>
     <w:lsdException w:name="List Table 7 Colorful Accent 6" w:uiPriority="52"/>
-    <w:lsdException w:name="Mention" w:semiHidden="1" w:unhideWhenUsed="1"/>
-    <w:lsdException w:name="Smart Hyperlink" w:semiHidden="1" w:unhideWhenUsed="1"/>
-    <w:lsdException w:name="Hashtag" w:semiHidden="1" w:unhideWhenUsed="1"/>
-    <w:lsdException w:name="Unresolved Mention" w:semiHidden="1" w:unhideWhenUsed="1"/>
-    <w:lsdException w:name="Smart Link" w:semiHidden="1" w:unhideWhenUsed="1"/>
   </w:latentStyles>
   <w:style w:type="paragraph" w:default="1" w:styleId="Normal">
     <w:name w:val="Normal"/>
@@ -9797,6 +9814,7 @@
     <w:basedOn w:val="Tablanormal"/>
     <w:rsid w:val="0063237A"/>
     <w:tblPr>
+      <w:tblInd w:w="0" w:type="dxa"/>
       <w:tblBorders>
         <w:top w:val="single" w:sz="4" w:space="0" w:color="000000"/>
         <w:left w:val="single" w:sz="4" w:space="0" w:color="000000"/>
@@ -9805,6 +9823,12 @@
         <w:insideH w:val="single" w:sz="4" w:space="0" w:color="000000"/>
         <w:insideV w:val="single" w:sz="4" w:space="0" w:color="000000"/>
       </w:tblBorders>
+      <w:tblCellMar>
+        <w:top w:w="0" w:type="dxa"/>
+        <w:left w:w="108" w:type="dxa"/>
+        <w:bottom w:w="0" w:type="dxa"/>
+        <w:right w:w="108" w:type="dxa"/>
+      </w:tblCellMar>
     </w:tblPr>
   </w:style>
   <w:style w:type="table" w:customStyle="1" w:styleId="Listaclara-nfasis11">
@@ -9815,12 +9839,19 @@
     <w:tblPr>
       <w:tblStyleRowBandSize w:val="1"/>
       <w:tblStyleColBandSize w:val="1"/>
+      <w:tblInd w:w="0" w:type="dxa"/>
       <w:tblBorders>
         <w:top w:val="single" w:sz="8" w:space="0" w:color="4F81BD"/>
         <w:left w:val="single" w:sz="8" w:space="0" w:color="4F81BD"/>
         <w:bottom w:val="single" w:sz="8" w:space="0" w:color="4F81BD"/>
         <w:right w:val="single" w:sz="8" w:space="0" w:color="4F81BD"/>
       </w:tblBorders>
+      <w:tblCellMar>
+        <w:top w:w="0" w:type="dxa"/>
+        <w:left w:w="108" w:type="dxa"/>
+        <w:bottom w:w="0" w:type="dxa"/>
+        <w:right w:w="108" w:type="dxa"/>
+      </w:tblCellMar>
     </w:tblPr>
     <w:tblStylePr w:type="firstRow">
       <w:pPr>
@@ -9889,11 +9920,11 @@
       </w:tcPr>
     </w:tblStylePr>
   </w:style>
-  <w:style w:type="paragraph" w:styleId="Ttulo">
+  <w:style w:type="paragraph" w:styleId="Puesto">
     <w:name w:val="Title"/>
     <w:basedOn w:val="Normal"/>
     <w:next w:val="Normal"/>
-    <w:link w:val="TtuloCar"/>
+    <w:link w:val="PuestoCar"/>
     <w:uiPriority w:val="10"/>
     <w:qFormat/>
     <w:rsid w:val="00250431"/>
@@ -9910,9 +9941,9 @@
       <w:lang w:val="en-US"/>
     </w:rPr>
   </w:style>
-  <w:style w:type="character" w:customStyle="1" w:styleId="TtuloCar">
-    <w:name w:val="Título Car"/>
-    <w:link w:val="Ttulo"/>
+  <w:style w:type="character" w:customStyle="1" w:styleId="PuestoCar">
+    <w:name w:val="Puesto Car"/>
+    <w:link w:val="Puesto"/>
     <w:uiPriority w:val="10"/>
     <w:rsid w:val="00250431"/>
     <w:rPr>
@@ -9923,7 +9954,7 @@
       <w:lang w:val="en-US"/>
     </w:rPr>
   </w:style>
-  <w:style w:type="paragraph" w:styleId="TtuloTDC">
+  <w:style w:type="paragraph" w:styleId="TtulodeTDC">
     <w:name w:val="TOC Heading"/>
     <w:basedOn w:val="Ttulo1"/>
     <w:next w:val="Normal"/>
@@ -10075,6 +10106,7 @@
     <w:tblPr>
       <w:tblStyleRowBandSize w:val="1"/>
       <w:tblStyleColBandSize w:val="1"/>
+      <w:tblInd w:w="0" w:type="dxa"/>
       <w:tblBorders>
         <w:top w:val="single" w:sz="8" w:space="0" w:color="7BA0CD"/>
         <w:left w:val="single" w:sz="8" w:space="0" w:color="7BA0CD"/>
@@ -10082,6 +10114,12 @@
         <w:right w:val="single" w:sz="8" w:space="0" w:color="7BA0CD"/>
         <w:insideH w:val="single" w:sz="8" w:space="0" w:color="7BA0CD"/>
       </w:tblBorders>
+      <w:tblCellMar>
+        <w:top w:w="0" w:type="dxa"/>
+        <w:left w:w="108" w:type="dxa"/>
+        <w:bottom w:w="0" w:type="dxa"/>
+        <w:right w:w="108" w:type="dxa"/>
+      </w:tblCellMar>
     </w:tblPr>
     <w:tblStylePr w:type="firstRow">
       <w:pPr>
@@ -10237,12 +10275,19 @@
     <w:tblPr>
       <w:tblStyleRowBandSize w:val="1"/>
       <w:tblStyleColBandSize w:val="1"/>
+      <w:tblInd w:w="0" w:type="dxa"/>
       <w:tblBorders>
         <w:top w:val="single" w:sz="8" w:space="0" w:color="4F81BD"/>
         <w:left w:val="single" w:sz="8" w:space="0" w:color="4F81BD"/>
         <w:bottom w:val="single" w:sz="8" w:space="0" w:color="4F81BD"/>
         <w:right w:val="single" w:sz="8" w:space="0" w:color="4F81BD"/>
       </w:tblBorders>
+      <w:tblCellMar>
+        <w:top w:w="0" w:type="dxa"/>
+        <w:left w:w="108" w:type="dxa"/>
+        <w:bottom w:w="0" w:type="dxa"/>
+        <w:right w:w="108" w:type="dxa"/>
+      </w:tblCellMar>
     </w:tblPr>
     <w:tblStylePr w:type="firstRow">
       <w:pPr>
@@ -10382,10 +10427,17 @@
     <w:tblPr>
       <w:tblStyleRowBandSize w:val="1"/>
       <w:tblStyleColBandSize w:val="1"/>
+      <w:tblInd w:w="0" w:type="dxa"/>
       <w:tblBorders>
         <w:top w:val="single" w:sz="18" w:space="0" w:color="auto"/>
         <w:bottom w:val="single" w:sz="18" w:space="0" w:color="auto"/>
       </w:tblBorders>
+      <w:tblCellMar>
+        <w:top w:w="0" w:type="dxa"/>
+        <w:left w:w="108" w:type="dxa"/>
+        <w:bottom w:w="0" w:type="dxa"/>
+        <w:right w:w="108" w:type="dxa"/>
+      </w:tblCellMar>
     </w:tblPr>
     <w:tblStylePr w:type="firstRow">
       <w:pPr>
@@ -12207,7 +12259,7 @@
 </file>
 
 <file path=customXml/itemProps1.xml><?xml version="1.0" encoding="utf-8"?>
-<ds:datastoreItem xmlns:ds="http://schemas.openxmlformats.org/officeDocument/2006/customXml" ds:itemID="{FA9DC2DC-8633-4F63-9DAF-2C19A38989C8}">
+<ds:datastoreItem xmlns:ds="http://schemas.openxmlformats.org/officeDocument/2006/customXml" ds:itemID="{EC59DDC4-22C7-4B1D-A90E-A41AF5852463}">
   <ds:schemaRefs>
     <ds:schemaRef ds:uri="http://schemas.openxmlformats.org/officeDocument/2006/bibliography"/>
   </ds:schemaRefs>
